--- a/eng/docx/13.content.docx
+++ b/eng/docx/13.content.docx
@@ -19,7 +19,7 @@
         <w:rPr>
           <w:lang w:val="en_US" w:bidi="en_US"/>
         </w:rPr>
-        <w:t>Resource: Study Notes - Book Intros (Tyndale)</w:t>
+        <w:t>Resource: Tyndale Open Study Notes</w:t>
       </w:r>
       <w:r>
         <w:rPr>
@@ -112,7 +112,7 @@
         <w:rPr>
           <w:lang w:val="en_US" w:bidi="en_US"/>
         </w:rPr>
-        <w:t>Study Notes - Book Intros (Tyndale)</w:t>
+        <w:t>Tyndale Open Study Notes</w:t>
       </w:r>
     </w:p>
     <w:p>

--- a/eng/docx/13.content.docx
+++ b/eng/docx/13.content.docx
@@ -231,7 +231,21 @@
         <w:rPr>
           <w:lang w:val="en_US" w:bidi="en_US"/>
         </w:rPr>
-        <w:t>The books of 1–2 Chronicles were written to inspire hope. Exile had robbed the people of Israel of their wealth, and their return to the land created resentment among their neighbors. Despondency and apathy threatened to destroy them entirely. The Chronicler’s task was to establish and validate the people’s links with the past. In writing this history, he organized the past in a way that provided meaning and value for the present. He believed that his community, Judea, was critically significant in representing the Kingdom of God. He knew that the community needed to retain its distinctive sense of identity in order to fulfill its purpose.</w:t>
+        <w:t xml:space="preserve">The books of 1–2 Chronicles were written to inspire hope. Exile from the land God promised had taken away Israel's wealth. When the people returned to the land, their neighbors opposed them. The people were discouraged. Many no longer cared about rebuilding their life together. </w:t>
+      </w:r>
+    </w:p>
+    <w:p>
+      <w:pPr/>
+      <w:r>
+        <w:rPr>
+          <w:lang w:val="en_US" w:bidi="en_US"/>
+        </w:rPr>
+      </w:r>
+      <w:r>
+        <w:rPr>
+          <w:lang w:val="en_US" w:bidi="en_US"/>
+        </w:rPr>
+        <w:t>The Chronicler (the writer of 1–2 Chronicles) wrote to show that the people were still connected to their past. He arranged Israel’s history in a way that helped the people understand their present life. He believed that Judea, his community, had an important role in the kingdom of God. The people needed to remember who they were so they could fulfill God’s purpose for them.</w:t>
       </w:r>
     </w:p>
     <w:p>
@@ -256,7 +270,7 @@
         <w:rPr>
           <w:lang w:val="en_US" w:bidi="en_US"/>
         </w:rPr>
-        <w:t xml:space="preserve">The Babylonians had conquered the kingdom of Judah between 605 and 586 BC. Within a generation, Babylonian power eroded because of its own internal decay (see </w:t>
+        <w:t xml:space="preserve">The Babylonians conquered the kingdom of Judah between 605 and 586 BC. Within one generation, Babylon became weak because of problems inside the empire (see </w:t>
       </w:r>
       <w:hyperlink r:id="rId13">
         <w:r>
@@ -267,14 +281,14 @@
             <w:color w:val="0000EE"/>
             <w:u w:val="single"/>
           </w:rPr>
-          <w:t>Dan 5</w:t>
+          <w:t>Daniel 5</w:t>
         </w:r>
       </w:hyperlink>
       <w:r>
         <w:rPr>
           <w:lang w:val="en_US" w:bidi="en_US"/>
         </w:rPr>
-        <w:t xml:space="preserve">). Meanwhile, to the east, the Persian king Cyrus the Great (559–530 BC) established a new empire that united the Medes and the Persians. In October 539 BC, Babylon fell without resistance, and Cyrus’s empire extended westward to include Babylonia (see </w:t>
+        <w:t xml:space="preserve">). At the same time, Cyrus the Great, the king of Persia, was building a new empire in the east. Cyrus ruled from 559 to 530 BC. His empire joined the Medes and Persians into one kingdom. In October 539 BC, Babylon surrendered without a fight. Cyrus’s empire then grew west and included Babylonia (see </w:t>
       </w:r>
       <w:hyperlink r:id="rId14">
         <w:r>
@@ -285,7 +299,7 @@
             <w:color w:val="0000EE"/>
             <w:u w:val="single"/>
           </w:rPr>
-          <w:t>Dan 5:30–31</w:t>
+          <w:t>Daniel 5:30–31</w:t>
         </w:r>
       </w:hyperlink>
       <w:r>
@@ -306,7 +320,7 @@
         <w:rPr>
           <w:lang w:val="en_US" w:bidi="en_US"/>
         </w:rPr>
-        <w:t>In keeping with his imperial policy, Cyrus provided for the Jewish exiles to return to Judea and establish a province around the city of Jerusalem. The account of this period is told in the books of Ezra and Nehemiah and by the prophets Haggai and Zechariah. The community experienced spiritual restoration, physical protection, and a measure of economic independence. Yet there was virtually no hope of political autonomy. The besieged community bore little resemblance to the former kingdom. They also faced scorn, opposition, and humiliation from surrounding peoples as they rebuilt the Temple and later the wall of Jerusalem. They struggled to maintain their identity, faith, and way of life as social and political forces threatened to absorb them completely. They needed a sense of purpose and hope.</w:t>
+        <w:t>Cyrus followed his usual policy for conquered peoples. He allowed the Jewish exiles to return to Judea. They could form a province around the city of Jerusalem. The books of Ezra and Nehemiah describe this time. The prophets Haggai and Zechariah also speak about it. The Jewish community began to worship God again. They gained some protection and some economic freedom. But they had almost no hope of ruling themselves.</w:t>
       </w:r>
     </w:p>
     <w:p>
@@ -320,7 +334,89 @@
         <w:rPr>
           <w:lang w:val="en_US" w:bidi="en_US"/>
         </w:rPr>
-        <w:t>The people of Judea faced some profound questions at this time: How could they remain true to their ancestral faith while living under the domination of an imperial power? How could a subordinate people be the people of God? What did the promise of the eternal throne of David mean under these circumstances? Some Jews in later Greek and Roman times (e.g., the Maccabees and the “zealots” of the New Testament era) answered these questions with a nationalism that sought to rebel and establish independence. Other Jews, perceiving their situation as inescapable, focused on covenant faithfulness to God within the context of empire. The book of 1 Chronicles was written to address these questions and concerns.</w:t>
+        <w:t>The community was surrounded by enemies. It was very different from the former kingdom of Judah. As the people rebuilt the temple and later the wall of Jerusalem, nearby peoples mocked them and opposed their work. The Jewish people struggled to keep their identity, faith, and way of life. Social and political powers around them threatened to make them part of other peoples. They needed purpose and hope.</w:t>
+      </w:r>
+    </w:p>
+    <w:p>
+      <w:pPr/>
+      <w:r>
+        <w:rPr>
+          <w:lang w:val="en_US" w:bidi="en_US"/>
+        </w:rPr>
+      </w:r>
+      <w:r>
+        <w:rPr>
+          <w:lang w:val="en_US" w:bidi="en_US"/>
+        </w:rPr>
+        <w:t xml:space="preserve">At this time, the people of Judea faced serious questions: </w:t>
+      </w:r>
+    </w:p>
+    <w:p>
+      <w:pPr>
+        <w:pStyle w:val="ListBullet"/>
+        <w:spacing w:line="240" w:lineRule="auto"/>
+        <w:ind w:left="720"/>
+      </w:pPr>
+      <w:r>
+        <w:rPr>
+          <w:lang w:val="en_US" w:bidi="en_US"/>
+        </w:rPr>
+      </w:r>
+      <w:r>
+        <w:rPr>
+          <w:lang w:val="en_US" w:bidi="en_US"/>
+        </w:rPr>
+        <w:t>How could they stay faithful to the faith of their ancestors while living under a powerful empire?</w:t>
+      </w:r>
+    </w:p>
+    <w:p>
+      <w:pPr>
+        <w:pStyle w:val="ListBullet"/>
+        <w:spacing w:line="240" w:lineRule="auto"/>
+        <w:ind w:left="720"/>
+      </w:pPr>
+      <w:r>
+        <w:rPr>
+          <w:lang w:val="en_US" w:bidi="en_US"/>
+        </w:rPr>
+      </w:r>
+      <w:r>
+        <w:rPr>
+          <w:lang w:val="en_US" w:bidi="en_US"/>
+        </w:rPr>
+        <w:t>How could they be the people of God while another nation ruled over them?</w:t>
+      </w:r>
+    </w:p>
+    <w:p>
+      <w:pPr>
+        <w:pStyle w:val="ListBullet"/>
+        <w:spacing w:line="240" w:lineRule="auto"/>
+        <w:ind w:left="720"/>
+      </w:pPr>
+      <w:r>
+        <w:rPr>
+          <w:lang w:val="en_US" w:bidi="en_US"/>
+        </w:rPr>
+      </w:r>
+      <w:r>
+        <w:rPr>
+          <w:lang w:val="en_US" w:bidi="en_US"/>
+        </w:rPr>
+        <w:t>What did God’s promise about David’s eternal kingdom mean in these circumstances?</w:t>
+      </w:r>
+    </w:p>
+    <w:p>
+      <w:pPr/>
+      <w:r>
+        <w:rPr>
+          <w:lang w:val="en_US" w:bidi="en_US"/>
+        </w:rPr>
+      </w:r>
+      <w:r>
+        <w:rPr>
+          <w:lang w:val="en_US" w:bidi="en_US"/>
+        </w:rPr>
+        <w:t>Later, during the Greek and Roman periods, some Jews answered these questions through strong national loyalty. Groups such as the Maccabees and the zealots in the New Testament period wanted to rebel and gain independence. Other Jews believed they could not escape life under empire. They focused on covenant faithfulness, which means remaining loyal to God and his binding agreement with his people. The book of 1 Chronicles was written to address these questions and concerns.</w:t>
       </w:r>
     </w:p>
     <w:p>
@@ -345,7 +441,25 @@
         <w:rPr>
           <w:lang w:val="en_US" w:bidi="en_US"/>
         </w:rPr>
-        <w:t>The text of 1 Chronicles divides into two distinct sections: the portrayal of Israel’s identity through genealogies (</w:t>
+        <w:t xml:space="preserve">The text of 1 Chronicles has two main parts: </w:t>
+      </w:r>
+    </w:p>
+    <w:p>
+      <w:pPr>
+        <w:pStyle w:val="ListBullet"/>
+        <w:spacing w:line="240" w:lineRule="auto"/>
+        <w:ind w:left="720"/>
+      </w:pPr>
+      <w:r>
+        <w:rPr>
+          <w:lang w:val="en_US" w:bidi="en_US"/>
+        </w:rPr>
+      </w:r>
+      <w:r>
+        <w:rPr>
+          <w:lang w:val="en_US" w:bidi="en_US"/>
+        </w:rPr>
+        <w:t>The first part uses genealogies, or family lists, to show Israel’s identity (</w:t>
       </w:r>
       <w:hyperlink r:id="rId15">
         <w:r>
@@ -356,14 +470,32 @@
             <w:color w:val="0000EE"/>
             <w:u w:val="single"/>
           </w:rPr>
-          <w:t>1 Chr 1:1–9:44</w:t>
+          <w:t>1 Chronicles 1:1–9:44</w:t>
         </w:r>
       </w:hyperlink>
       <w:r>
         <w:rPr>
           <w:lang w:val="en_US" w:bidi="en_US"/>
         </w:rPr>
-        <w:t>), and David’s preparing of Jerusalem for the Temple and the rule of Solomon (</w:t>
+        <w:t>).</w:t>
+      </w:r>
+    </w:p>
+    <w:p>
+      <w:pPr>
+        <w:pStyle w:val="ListBullet"/>
+        <w:spacing w:line="240" w:lineRule="auto"/>
+        <w:ind w:left="720"/>
+      </w:pPr>
+      <w:r>
+        <w:rPr>
+          <w:lang w:val="en_US" w:bidi="en_US"/>
+        </w:rPr>
+      </w:r>
+      <w:r>
+        <w:rPr>
+          <w:lang w:val="en_US" w:bidi="en_US"/>
+        </w:rPr>
+        <w:t>The second part tells how David prepared Jerusalem for the temple and for Solomon’s rule (</w:t>
       </w:r>
       <w:hyperlink r:id="rId16">
         <w:r>
@@ -395,7 +527,7 @@
         <w:rPr>
           <w:lang w:val="en_US" w:bidi="en_US"/>
         </w:rPr>
-        <w:t>The first chapter of genealogies (</w:t>
+        <w:t>The first chapter is a genealogy that follows the family line of people God chose, from Adam to Jacob, who was also called Israel (</w:t>
       </w:r>
       <w:hyperlink r:id="rId17">
         <w:r>
@@ -406,14 +538,22 @@
             <w:color w:val="0000EE"/>
             <w:u w:val="single"/>
           </w:rPr>
-          <w:t>ch 1</w:t>
+          <w:t>chapter 1</w:t>
         </w:r>
       </w:hyperlink>
       <w:r>
         <w:rPr>
           <w:lang w:val="en_US" w:bidi="en_US"/>
         </w:rPr>
-        <w:t xml:space="preserve">) moves along the line of God’s selection of specific people from Adam to Jacob (= Israel). </w:t>
+        <w:t xml:space="preserve">). </w:t>
+      </w:r>
+    </w:p>
+    <w:p>
+      <w:pPr/>
+      <w:r>
+        <w:rPr>
+          <w:lang w:val="en_US" w:bidi="en_US"/>
+        </w:rPr>
       </w:r>
       <w:hyperlink r:id="rId18">
         <w:r>
@@ -431,7 +571,7 @@
         <w:rPr>
           <w:lang w:val="en_US" w:bidi="en_US"/>
         </w:rPr>
-        <w:t xml:space="preserve"> deal with the Israelites from Jacob until the exile to Babylon. This section first details the tribe of Judah (</w:t>
+        <w:t xml:space="preserve"> describe the Israelites from Jacob to the exile in Babylon. This section begins with the tribe of Judah (</w:t>
       </w:r>
       <w:hyperlink r:id="rId19">
         <w:r>
@@ -442,14 +582,14 @@
             <w:color w:val="0000EE"/>
             <w:u w:val="single"/>
           </w:rPr>
-          <w:t>chs 2–4</w:t>
+          <w:t>chapters 2–4</w:t>
         </w:r>
       </w:hyperlink>
       <w:r>
         <w:rPr>
           <w:lang w:val="en_US" w:bidi="en_US"/>
         </w:rPr>
-        <w:t>), discussing the house of David in the central section (</w:t>
+        <w:t>). The family of David appears near the middle of this section (</w:t>
       </w:r>
       <w:hyperlink r:id="rId20">
         <w:r>
@@ -460,14 +600,28 @@
             <w:color w:val="0000EE"/>
             <w:u w:val="single"/>
           </w:rPr>
-          <w:t>ch 3</w:t>
+          <w:t>chapter 3</w:t>
         </w:r>
       </w:hyperlink>
       <w:r>
         <w:rPr>
           <w:lang w:val="en_US" w:bidi="en_US"/>
         </w:rPr>
-        <w:t>), and then describes the other tribes of Israel (</w:t>
+        <w:t xml:space="preserve">). </w:t>
+      </w:r>
+    </w:p>
+    <w:p>
+      <w:pPr/>
+      <w:r>
+        <w:rPr>
+          <w:lang w:val="en_US" w:bidi="en_US"/>
+        </w:rPr>
+      </w:r>
+      <w:r>
+        <w:rPr>
+          <w:lang w:val="en_US" w:bidi="en_US"/>
+        </w:rPr>
+        <w:t>Then the text describes the other tribes of Israel (</w:t>
       </w:r>
       <w:hyperlink r:id="rId21">
         <w:r>
@@ -478,14 +632,14 @@
             <w:color w:val="0000EE"/>
             <w:u w:val="single"/>
           </w:rPr>
-          <w:t>chs 5–7</w:t>
+          <w:t>chapters 5–7</w:t>
         </w:r>
       </w:hyperlink>
       <w:r>
         <w:rPr>
           <w:lang w:val="en_US" w:bidi="en_US"/>
         </w:rPr>
-        <w:t>), including those east of the Jordan River (in Transjordan). At the midpoint in these additional genealogical lists comes Levi (</w:t>
+        <w:t>). This includes the tribes east of the Jordan River, in the region called Transjordan. Levi appears at the center of these family lists (</w:t>
       </w:r>
       <w:hyperlink r:id="rId22">
         <w:r>
@@ -496,14 +650,14 @@
             <w:color w:val="0000EE"/>
             <w:u w:val="single"/>
           </w:rPr>
-          <w:t>ch 6</w:t>
+          <w:t>chapter 6</w:t>
         </w:r>
       </w:hyperlink>
       <w:r>
         <w:rPr>
           <w:lang w:val="en_US" w:bidi="en_US"/>
         </w:rPr>
-        <w:t>), a tribe with central significance. The record then continues with the tribe of Benjamin (</w:t>
+        <w:t>). Levi was an important tribe because Israel’s priests and temple workers came from it. The record then continues with the tribe of Benjamin (</w:t>
       </w:r>
       <w:hyperlink r:id="rId23">
         <w:r>
@@ -514,14 +668,14 @@
             <w:color w:val="0000EE"/>
             <w:u w:val="single"/>
           </w:rPr>
-          <w:t>ch 8</w:t>
+          <w:t>chapter 8</w:t>
         </w:r>
       </w:hyperlink>
       <w:r>
         <w:rPr>
           <w:lang w:val="en_US" w:bidi="en_US"/>
         </w:rPr>
-        <w:t>). The genealogies are completed down to about 400 BC, with a list of the chief representatives of the community who returned from exile and began restoring Jerusalem (</w:t>
+        <w:t>). The family lists continue down to about 400 BC. They end with a list of key leaders from the community that returned from exile and began to rebuild Jerusalem (</w:t>
       </w:r>
       <w:hyperlink r:id="rId24">
         <w:r>
@@ -532,14 +686,14 @@
             <w:color w:val="0000EE"/>
             <w:u w:val="single"/>
           </w:rPr>
-          <w:t>ch 9</w:t>
+          <w:t>chapter 9</w:t>
         </w:r>
       </w:hyperlink>
       <w:r>
         <w:rPr>
           <w:lang w:val="en_US" w:bidi="en_US"/>
         </w:rPr>
-        <w:t>).</w:t>
+        <w:t xml:space="preserve">). </w:t>
       </w:r>
     </w:p>
     <w:p>
@@ -553,7 +707,7 @@
         <w:rPr>
           <w:lang w:val="en_US" w:bidi="en_US"/>
         </w:rPr>
-        <w:t>Saul’s genealogy (</w:t>
+        <w:t>Saul’s family history introduces the beginning of the kingdom of Israel (</w:t>
       </w:r>
       <w:hyperlink r:id="rId25">
         <w:r>
@@ -571,7 +725,7 @@
         <w:rPr>
           <w:lang w:val="en_US" w:bidi="en_US"/>
         </w:rPr>
-        <w:t>) introduces the founding of the monarchy. When Saul died because of his unfaithfulness (</w:t>
+        <w:t>). After Saul died because he was unfaithful to God, David became king (</w:t>
       </w:r>
       <w:hyperlink r:id="rId26">
         <w:r>
@@ -589,7 +743,7 @@
         <w:rPr>
           <w:lang w:val="en_US" w:bidi="en_US"/>
         </w:rPr>
-        <w:t>), David became king (</w:t>
+        <w:t xml:space="preserve">; </w:t>
       </w:r>
       <w:hyperlink r:id="rId27">
         <w:r>
@@ -607,7 +761,7 @@
         <w:rPr>
           <w:lang w:val="en_US" w:bidi="en_US"/>
         </w:rPr>
-        <w:t>). The chapters on David’s reign explain his organization of officials and his preparations for the Temple (</w:t>
+        <w:t>). The chapters about David’s rule explain how he organized officials and prepared for the temple (</w:t>
       </w:r>
       <w:hyperlink r:id="rId28">
         <w:r>
@@ -618,14 +772,14 @@
             <w:color w:val="0000EE"/>
             <w:u w:val="single"/>
           </w:rPr>
-          <w:t>chs 13–27</w:t>
+          <w:t>chapters 13–27</w:t>
         </w:r>
       </w:hyperlink>
       <w:r>
         <w:rPr>
           <w:lang w:val="en_US" w:bidi="en_US"/>
         </w:rPr>
-        <w:t>). The transfer of the Ark of the Covenant to Jerusalem (</w:t>
+        <w:t>). One major event was bringing the ark of the covenant to Jerusalem (</w:t>
       </w:r>
       <w:hyperlink r:id="rId29">
         <w:r>
@@ -636,14 +790,46 @@
             <w:color w:val="0000EE"/>
             <w:u w:val="single"/>
           </w:rPr>
-          <w:t>chs 13–16</w:t>
+          <w:t>chapters 13–16</w:t>
         </w:r>
       </w:hyperlink>
       <w:r>
         <w:rPr>
           <w:lang w:val="en_US" w:bidi="en_US"/>
         </w:rPr>
-        <w:t>) served as a major event in the establishment of David’s kingdom. The remainder of 1 Chronicles traces the steps taken toward building the Temple. These chapters include the identity of the builder (</w:t>
+        <w:t>). The ark was a sacred chest that represented God’s presence with Israel.</w:t>
+      </w:r>
+    </w:p>
+    <w:p>
+      <w:pPr/>
+      <w:r>
+        <w:rPr>
+          <w:lang w:val="en_US" w:bidi="en_US"/>
+        </w:rPr>
+      </w:r>
+      <w:r>
+        <w:rPr>
+          <w:lang w:val="en_US" w:bidi="en_US"/>
+        </w:rPr>
+        <w:t>The rest of 1 Chronicles describes the steps toward building the temple. These chapters include:</w:t>
+      </w:r>
+    </w:p>
+    <w:p>
+      <w:pPr>
+        <w:pStyle w:val="ListBullet"/>
+        <w:spacing w:line="240" w:lineRule="auto"/>
+        <w:ind w:left="720"/>
+      </w:pPr>
+      <w:r>
+        <w:rPr>
+          <w:lang w:val="en_US" w:bidi="en_US"/>
+        </w:rPr>
+      </w:r>
+      <w:r>
+        <w:rPr>
+          <w:lang w:val="en_US" w:bidi="en_US"/>
+        </w:rPr>
+        <w:t>the identify of the builder (chapter</w:t>
       </w:r>
       <w:hyperlink r:id="rId30">
         <w:r>
@@ -654,14 +840,32 @@
             <w:color w:val="0000EE"/>
             <w:u w:val="single"/>
           </w:rPr>
-          <w:t>ch 17</w:t>
+          <w:t xml:space="preserve"> 17</w:t>
         </w:r>
       </w:hyperlink>
       <w:r>
         <w:rPr>
           <w:lang w:val="en_US" w:bidi="en_US"/>
         </w:rPr>
-        <w:t>), the necessary political conditions (</w:t>
+        <w:t>),</w:t>
+      </w:r>
+    </w:p>
+    <w:p>
+      <w:pPr>
+        <w:pStyle w:val="ListBullet"/>
+        <w:spacing w:line="240" w:lineRule="auto"/>
+        <w:ind w:left="720"/>
+      </w:pPr>
+      <w:r>
+        <w:rPr>
+          <w:lang w:val="en_US" w:bidi="en_US"/>
+        </w:rPr>
+      </w:r>
+      <w:r>
+        <w:rPr>
+          <w:lang w:val="en_US" w:bidi="en_US"/>
+        </w:rPr>
+        <w:t>the political conditions needed for the work (chapters</w:t>
       </w:r>
       <w:hyperlink r:id="rId31">
         <w:r>
@@ -672,14 +876,32 @@
             <w:color w:val="0000EE"/>
             <w:u w:val="single"/>
           </w:rPr>
-          <w:t>chs 18–20</w:t>
+          <w:t xml:space="preserve"> 18–20</w:t>
         </w:r>
       </w:hyperlink>
       <w:r>
         <w:rPr>
           <w:lang w:val="en_US" w:bidi="en_US"/>
         </w:rPr>
-        <w:t>), the site (</w:t>
+        <w:t xml:space="preserve">), </w:t>
+      </w:r>
+    </w:p>
+    <w:p>
+      <w:pPr>
+        <w:pStyle w:val="ListBullet"/>
+        <w:spacing w:line="240" w:lineRule="auto"/>
+        <w:ind w:left="720"/>
+      </w:pPr>
+      <w:r>
+        <w:rPr>
+          <w:lang w:val="en_US" w:bidi="en_US"/>
+        </w:rPr>
+      </w:r>
+      <w:r>
+        <w:rPr>
+          <w:lang w:val="en_US" w:bidi="en_US"/>
+        </w:rPr>
+        <w:t>the temple site (chapter</w:t>
       </w:r>
       <w:hyperlink r:id="rId32">
         <w:r>
@@ -690,14 +912,32 @@
             <w:color w:val="0000EE"/>
             <w:u w:val="single"/>
           </w:rPr>
-          <w:t>ch 21</w:t>
+          <w:t xml:space="preserve"> 21</w:t>
         </w:r>
       </w:hyperlink>
       <w:r>
         <w:rPr>
           <w:lang w:val="en_US" w:bidi="en_US"/>
         </w:rPr>
-        <w:t>), the personnel (</w:t>
+        <w:t xml:space="preserve">), </w:t>
+      </w:r>
+    </w:p>
+    <w:p>
+      <w:pPr>
+        <w:pStyle w:val="ListBullet"/>
+        <w:spacing w:line="240" w:lineRule="auto"/>
+        <w:ind w:left="720"/>
+      </w:pPr>
+      <w:r>
+        <w:rPr>
+          <w:lang w:val="en_US" w:bidi="en_US"/>
+        </w:rPr>
+      </w:r>
+      <w:r>
+        <w:rPr>
+          <w:lang w:val="en_US" w:bidi="en_US"/>
+        </w:rPr>
+        <w:t>the workers (chapters</w:t>
       </w:r>
       <w:hyperlink r:id="rId33">
         <w:r>
@@ -708,14 +948,32 @@
             <w:color w:val="0000EE"/>
             <w:u w:val="single"/>
           </w:rPr>
-          <w:t>chs 23–27</w:t>
+          <w:t xml:space="preserve"> 23–27</w:t>
         </w:r>
       </w:hyperlink>
       <w:r>
         <w:rPr>
           <w:lang w:val="en_US" w:bidi="en_US"/>
         </w:rPr>
-        <w:t xml:space="preserve">), the materials, and the plans (chs </w:t>
+        <w:t>), and</w:t>
+      </w:r>
+    </w:p>
+    <w:p>
+      <w:pPr>
+        <w:pStyle w:val="ListBullet"/>
+        <w:spacing w:line="240" w:lineRule="auto"/>
+        <w:ind w:left="720"/>
+      </w:pPr>
+      <w:r>
+        <w:rPr>
+          <w:lang w:val="en_US" w:bidi="en_US"/>
+        </w:rPr>
+      </w:r>
+      <w:r>
+        <w:rPr>
+          <w:lang w:val="en_US" w:bidi="en_US"/>
+        </w:rPr>
+        <w:t xml:space="preserve">the materials and plans (chapters </w:t>
       </w:r>
       <w:hyperlink r:id="rId34">
         <w:r>
@@ -751,7 +1009,21 @@
         <w:rPr>
           <w:lang w:val="en_US" w:bidi="en_US"/>
         </w:rPr>
-        <w:t>). The account of David’s reign closes with a great public assembly and Solomon’s commissioning as the king of peace who would build the Temple (</w:t>
+        <w:t xml:space="preserve">). </w:t>
+      </w:r>
+    </w:p>
+    <w:p>
+      <w:pPr/>
+      <w:r>
+        <w:rPr>
+          <w:lang w:val="en_US" w:bidi="en_US"/>
+        </w:rPr>
+      </w:r>
+      <w:r>
+        <w:rPr>
+          <w:lang w:val="en_US" w:bidi="en_US"/>
+        </w:rPr>
+        <w:t xml:space="preserve">The account of David’s rule as king ends with a large public gathering. At this gathering, Solomon is appointed as king. He will be the king of peace who builds the temple (chapters </w:t>
       </w:r>
       <w:hyperlink r:id="rId35">
         <w:r>
@@ -762,7 +1034,7 @@
             <w:color w:val="0000EE"/>
             <w:u w:val="single"/>
           </w:rPr>
-          <w:t>chs 28–29</w:t>
+          <w:t>28–29</w:t>
         </w:r>
       </w:hyperlink>
       <w:r>
@@ -780,7 +1052,7 @@
         <w:rPr>
           <w:lang w:val="en_US" w:bidi="en_US"/>
         </w:rPr>
-        <w:t>Authorship and Date</w:t>
+        <w:t>Author and Date</w:t>
       </w:r>
     </w:p>
     <w:p>
@@ -794,7 +1066,7 @@
         <w:rPr>
           <w:lang w:val="en_US" w:bidi="en_US"/>
         </w:rPr>
-        <w:t>The books of Chronicles are traditionally ascribed to Ezra, but the author left no indications about his own identity apart from the content of his writings. The Chronicler lived in or near Jerusalem and was an ardent supporter of the Temple and its services. The prominence he gives to the Levites in his writing might suggest that he was among their number. (This would explain his access to the material he used to compose his history.)</w:t>
+        <w:t>According to tradition, Ezra wrote the books of Chronicles. But the writer does not tell us his name. The Chronicler lived in or near Jerusalem. He strongly supported the temple and its services. He often gives special attention to the Levites, the tribe that served in the temple. This may suggest that the writer was a Levite. It may also explain how he had access to the records he used to write his history.</w:t>
       </w:r>
     </w:p>
     <w:p>
@@ -808,7 +1080,7 @@
         <w:rPr>
           <w:lang w:val="en_US" w:bidi="en_US"/>
         </w:rPr>
-        <w:t>The Chronicler wrote in the latter years of the Persian Empire, probably around 400 BC. The genealogy of the descendants of Jehoiachin (</w:t>
+        <w:t>The Chronicler wrote near the end of the Persian Empire, probably around 400 BC. The list of Jehoiachin’s descendants suggests this date (</w:t>
       </w:r>
       <w:hyperlink r:id="rId36">
         <w:r>
@@ -826,7 +1098,7 @@
         <w:rPr>
           <w:lang w:val="en_US" w:bidi="en_US"/>
         </w:rPr>
-        <w:t>) suggests a date that is eight generations later than Zerubbabel, who served as governor around 520 BC, during the days of Darius, king of Persia (</w:t>
+        <w:t>). The list goes about eight generations after Zerubbabel. Zerubbabel served as governor around 520 BC, during the rule of Darius, king of Persia (</w:t>
       </w:r>
       <w:hyperlink r:id="rId37">
         <w:r>
@@ -837,7 +1109,7 @@
             <w:color w:val="0000EE"/>
             <w:u w:val="single"/>
           </w:rPr>
-          <w:t>Zech 1:1</w:t>
+          <w:t>Zechariah 1:1</w:t>
         </w:r>
       </w:hyperlink>
       <w:r>
@@ -862,7 +1134,21 @@
         <w:rPr>
           <w:lang w:val="en_US" w:bidi="en_US"/>
         </w:rPr>
-        <w:t>). The Chronicler probably wrote some time after Nehemiah traveled to Jerusalem in the twentieth year of Artaxerxes (445 BC) to repair the walls of the city (</w:t>
+        <w:t xml:space="preserve">). </w:t>
+      </w:r>
+    </w:p>
+    <w:p>
+      <w:pPr/>
+      <w:r>
+        <w:rPr>
+          <w:lang w:val="en_US" w:bidi="en_US"/>
+        </w:rPr>
+      </w:r>
+      <w:r>
+        <w:rPr>
+          <w:lang w:val="en_US" w:bidi="en_US"/>
+        </w:rPr>
+        <w:t>The Chronicler probably wrote after Nehemiah went to Jerusalem. Nehemiah went there in the twentieth year of Artaxerxes, in 445 BC. He went to repair the city walls (</w:t>
       </w:r>
       <w:hyperlink r:id="rId39">
         <w:r>
@@ -873,14 +1159,28 @@
             <w:color w:val="0000EE"/>
             <w:u w:val="single"/>
           </w:rPr>
-          <w:t>Neh 2:1</w:t>
+          <w:t>Nehemiah 2:1</w:t>
         </w:r>
       </w:hyperlink>
       <w:r>
         <w:rPr>
           <w:lang w:val="en_US" w:bidi="en_US"/>
         </w:rPr>
-        <w:t>). Chronicles was not written as late as the Greek period, beginning with Alexander the Great (332 BC), because the writing contains no linguistic or ideological evidence of Greek influence. These considerations point to a date around 400 BC.</w:t>
+        <w:t xml:space="preserve">). Chronicles was probably not written as late as the Greek period. That period began with Alexander the Great in 332 BC. The book does not show signs of Greek language or Greek ideas. </w:t>
+      </w:r>
+    </w:p>
+    <w:p>
+      <w:pPr/>
+      <w:r>
+        <w:rPr>
+          <w:lang w:val="en_US" w:bidi="en_US"/>
+        </w:rPr>
+      </w:r>
+      <w:r>
+        <w:rPr>
+          <w:lang w:val="en_US" w:bidi="en_US"/>
+        </w:rPr>
+        <w:t>For these reasons, a date around 400 BC is likely.</w:t>
       </w:r>
     </w:p>
     <w:p>
@@ -905,7 +1205,7 @@
         <w:rPr>
           <w:lang w:val="en_US" w:bidi="en_US"/>
         </w:rPr>
-        <w:t xml:space="preserve">Little is known about the situation in Judea after Nehemiah, although Nehemiah reveals some of the difficulties of the community. The temptation to marry outside of Israel was great, and mixed marriages remained in the days of Malachi (400s BC; see </w:t>
+        <w:t xml:space="preserve">We know little about life in Judea after Nehemiah. But the book of Nehemiah shows some of the community’s problems. Many people were tempted to marry people outside Israel. These mixed marriages still happened in Malachi’s time, in the 400s BC (see </w:t>
       </w:r>
       <w:hyperlink r:id="rId40">
         <w:r>
@@ -916,14 +1216,28 @@
             <w:color w:val="0000EE"/>
             <w:u w:val="single"/>
           </w:rPr>
-          <w:t>Mal 2:14–16</w:t>
+          <w:t>Malachi 2:14–16</w:t>
         </w:r>
       </w:hyperlink>
       <w:r>
         <w:rPr>
           <w:lang w:val="en_US" w:bidi="en_US"/>
         </w:rPr>
-        <w:t>). Foreign marriages gave access to land and wealth that were not available within the community. This practice was contrary to the law, however, which Ezra brought back with him from Babylon. The self-sufficiency and exclusivity enjoined by Ezra and Nehemiah aroused the ongoing resentment and hostility of the surrounding peoples, particularly as the Jews sought to reestablish the Temple as the social and economic center of the community.</w:t>
+        <w:t>). Marrying foreigners could give people access to land and wealth that they could not gain within the Jewish community.</w:t>
+      </w:r>
+    </w:p>
+    <w:p>
+      <w:pPr/>
+      <w:r>
+        <w:rPr>
+          <w:lang w:val="en_US" w:bidi="en_US"/>
+        </w:rPr>
+      </w:r>
+      <w:r>
+        <w:rPr>
+          <w:lang w:val="en_US" w:bidi="en_US"/>
+        </w:rPr>
+        <w:t>But this practice went against the law, which Ezra brought back with him from Babylon. Ezra and Nehemiah taught the Jews to remain separate from the surrounding peoples and to depend on their own community. This teaching made the surrounding peoples angry. Their anger grew as the Jews tried to make the temple the center of their social and economic life again.</w:t>
       </w:r>
     </w:p>
     <w:p>
@@ -948,7 +1262,7 @@
         <w:rPr>
           <w:lang w:val="en_US" w:bidi="en_US"/>
         </w:rPr>
-        <w:t>The title of Chronicles also defines the genre of the work. In Hebrew, the term refers to “the events of the days.” In the prologue to the Latin translation of Samuel and Kings, Jerome calls Chronicles the chronikon, or “annals,” a register of events, a record book of ancient times. In other words, it is written as a history. Meanwhile, the Greek translation of the Old Testament (the Septuagint), calls this history “the left-over things.” This title regarded Chronicles as a secondary complement to Kings, an attitude that likely would have horrified its author. This work is a unique creation from many different sources.</w:t>
+        <w:t>The title of Chronicles also shows what kind of writing it is. In Hebrew, the title means “the events of the days.” This means the book records important events.</w:t>
       </w:r>
     </w:p>
     <w:p>
@@ -962,33 +1276,33 @@
         <w:rPr>
           <w:lang w:val="en_US" w:bidi="en_US"/>
         </w:rPr>
-        <w:t xml:space="preserve">In writing this history, the Chronicler organized Israel’s past in a way that provided meaning and value for its intended readers. He included genealogies because they answered two critical questions of history: </w:t>
+        <w:t xml:space="preserve">Jerome, an early Christian Bible scholar, called Chronicles </w:t>
       </w:r>
       <w:r>
         <w:rPr>
           <w:i/>
           <w:lang w:val="en_US" w:bidi="en_US"/>
         </w:rPr>
-        <w:t>Whose story needed to be told?</w:t>
-      </w:r>
-      <w:r>
-        <w:rPr>
-          <w:lang w:val="en_US" w:bidi="en_US"/>
-        </w:rPr>
-        <w:t xml:space="preserve"> and </w:t>
+        <w:t>chronikon</w:t>
+      </w:r>
+      <w:r>
+        <w:rPr>
+          <w:lang w:val="en_US" w:bidi="en_US"/>
+        </w:rPr>
+        <w:t xml:space="preserve"> in his introduction to the Latin translation of Samuel and Kings. </w:t>
       </w:r>
       <w:r>
         <w:rPr>
           <w:i/>
           <w:lang w:val="en_US" w:bidi="en_US"/>
         </w:rPr>
-        <w:t>Where did these people live?</w:t>
-      </w:r>
-      <w:r>
-        <w:rPr>
-          <w:lang w:val="en_US" w:bidi="en_US"/>
-        </w:rPr>
-        <w:t xml:space="preserve"> The Chronicler’s work explains why a people with no influence or recognition considered their existence and way of life to be of profound significance for the future.</w:t>
+        <w:t>Chronikon</w:t>
+      </w:r>
+      <w:r>
+        <w:rPr>
+          <w:lang w:val="en_US" w:bidi="en_US"/>
+        </w:rPr>
+        <w:t xml:space="preserve"> means “annals,” or a written record of events from the past. In other words, Chronicles is written as a history.</w:t>
       </w:r>
     </w:p>
     <w:p>
@@ -1002,7 +1316,48 @@
         <w:rPr>
           <w:lang w:val="en_US" w:bidi="en_US"/>
         </w:rPr>
-        <w:t>The book of 1 Chronicles covers essentially the same time period as 2 Samuel. Accordingly, there are numerous parallel passages with similar wording. But the authors had different purposes in writing, and these differences can be highlighted by comparing the various parallel passages.</w:t>
+        <w:t>The Greek translation of the Old Testament, called the Septuagint, gave Chronicles a different title. It called the book “the leftover things.” This title treated Chronicles as a second book that simply added missing details to 1–2 Kings. The Chronicler probably would not have agreed with this view. Chronicles is not just a supplement to 1–2 Kings. It is a unique work that uses many different sources.</w:t>
+      </w:r>
+    </w:p>
+    <w:p>
+      <w:pPr/>
+      <w:r>
+        <w:rPr>
+          <w:lang w:val="en_US" w:bidi="en_US"/>
+        </w:rPr>
+      </w:r>
+      <w:r>
+        <w:rPr>
+          <w:lang w:val="en_US" w:bidi="en_US"/>
+        </w:rPr>
+        <w:t xml:space="preserve">As he wrote this history, the Chronicler arranged Israel’s past to help his readers find meaning and value in their own time. He included genealogies because they answered two important questions about history: </w:t>
+      </w:r>
+      <w:r>
+        <w:rPr>
+          <w:i/>
+          <w:lang w:val="en_US" w:bidi="en_US"/>
+        </w:rPr>
+        <w:t xml:space="preserve">Whose story should be told? Where did these people live? </w:t>
+      </w:r>
+      <w:r>
+        <w:rPr>
+          <w:lang w:val="en_US" w:bidi="en_US"/>
+        </w:rPr>
+        <w:t>The Chronicler explains why a people with little power or public honor believed their life and way of life mattered deeply for the future.</w:t>
+      </w:r>
+    </w:p>
+    <w:p>
+      <w:pPr/>
+      <w:r>
+        <w:rPr>
+          <w:lang w:val="en_US" w:bidi="en_US"/>
+        </w:rPr>
+      </w:r>
+      <w:r>
+        <w:rPr>
+          <w:lang w:val="en_US" w:bidi="en_US"/>
+        </w:rPr>
+        <w:t>The book of 1 Chronicles covers the same time period as 2 Samuel. There are many similar passages in both books. But the authors had different purposes in writing. We can see these differences by comparing the passages that describe the same events.</w:t>
       </w:r>
     </w:p>
     <w:p>
@@ -1027,7 +1382,7 @@
         <w:rPr>
           <w:lang w:val="en_US" w:bidi="en_US"/>
         </w:rPr>
-        <w:t>God’s promise to David (</w:t>
+        <w:t>God’s promise to David is at the center of the message of Chronicles (</w:t>
       </w:r>
       <w:hyperlink r:id="rId30">
         <w:r>
@@ -1045,7 +1400,7 @@
         <w:rPr>
           <w:lang w:val="en_US" w:bidi="en_US"/>
         </w:rPr>
-        <w:t>) occupies the center of the Chronicler’s message. When David determined to build a house for God’s Ark of the Covenant, Nathan the prophet had a vision informing him that David had it backwards: David would not build a house for God, but God would build a house for David. This house would be a dynasty (</w:t>
+        <w:t>). David wanted to build a house for the ark of the covenant. But Nathan the prophet received a vision. God showed him that David had misunderstood the plan. David would not build a house for God. Instead, God would build a house for David. This “house” meant a dynasty, or a family line of kings (</w:t>
       </w:r>
       <w:hyperlink r:id="rId41">
         <w:r>
@@ -1056,15 +1411,21 @@
             <w:color w:val="0000EE"/>
             <w:u w:val="single"/>
           </w:rPr>
-          <w:t>2 Sam 7:11–14</w:t>
+          <w:t>2 Samuel 7:11–14</w:t>
         </w:r>
       </w:hyperlink>
       <w:r>
         <w:rPr>
+          <w:lang w:val="en_US" w:bidi="en_US"/>
+        </w:rPr>
+        <w:t>;</w:t>
+      </w:r>
+      <w:r>
+        <w:rPr>
           <w:i/>
           <w:lang w:val="en_US" w:bidi="en_US"/>
         </w:rPr>
-        <w:t>//</w:t>
+        <w:t xml:space="preserve"> </w:t>
       </w:r>
       <w:hyperlink r:id="rId42">
         <w:r>
@@ -1075,14 +1436,14 @@
             <w:color w:val="0000EE"/>
             <w:u w:val="single"/>
           </w:rPr>
-          <w:t>1 Chr 17:10–14</w:t>
+          <w:t>1 Chronicles 17:10–14</w:t>
         </w:r>
       </w:hyperlink>
       <w:r>
         <w:rPr>
           <w:lang w:val="en_US" w:bidi="en_US"/>
         </w:rPr>
-        <w:t>), and the eternal Kingdom of God would come about through David’s lineage. Psalm 2 expresses the importance of this promise: God held the nations in derision because they rejected his kingdom and thought that they could establish their own rule. They ignored the fact that God had already anointed his king on Mount Zion, a king who would shatter the nations and receive the earth as his inheritance. The Chronicler took this promise very seriously. The Kingdom of God would come through the promised son of David. The community around Jerusalem represented that promised Kingdom, the hope of the future.</w:t>
+        <w:t xml:space="preserve">). </w:t>
       </w:r>
     </w:p>
     <w:p>
@@ -1096,9 +1457,109 @@
         <w:rPr>
           <w:lang w:val="en_US" w:bidi="en_US"/>
         </w:rPr>
-        <w:t>The Chronicler had a double task. First, he needed to explain why the kingdom of David had failed. Second, he needed to establish that this small, struggling province of the mighty Persian Empire would become the kingdom that God had promised to David. The explanation for the failure of David’s kingdom begins with Saul’s failure: God rejected Saul as king over Israel because he was unfaithful. Saul did not obey God, and he violated the covenant to the extent of consulting a medium (</w:t>
+        <w:t xml:space="preserve">God’s eternal kingdom would come through David’s family line. </w:t>
       </w:r>
       <w:hyperlink r:id="rId43">
+        <w:r>
+          <w:rPr>
+            <w:lang w:val="en_US" w:bidi="en_US"/>
+          </w:rPr>
+          <w:rPr>
+            <w:color w:val="0000EE"/>
+            <w:u w:val="single"/>
+          </w:rPr>
+          <w:t>Psalm 2</w:t>
+        </w:r>
+      </w:hyperlink>
+      <w:r>
+        <w:rPr>
+          <w:lang w:val="en_US" w:bidi="en_US"/>
+        </w:rPr>
+        <w:t xml:space="preserve"> shows the importance of this promise. The nations rejected God’s kingdom and tried to rule for themselves. But God had already chosen his king on Mount Zion. This king would defeat the nations and receive the earth as his inheritance. </w:t>
+      </w:r>
+    </w:p>
+    <w:p>
+      <w:pPr/>
+      <w:r>
+        <w:rPr>
+          <w:lang w:val="en_US" w:bidi="en_US"/>
+        </w:rPr>
+      </w:r>
+      <w:r>
+        <w:rPr>
+          <w:lang w:val="en_US" w:bidi="en_US"/>
+        </w:rPr>
+        <w:t>The Chronicler took this promise very seriously. God’s kingdom would come through the promised son of David. The community around Jerusalem represented that promised kingdom and the hope for the future.</w:t>
+      </w:r>
+    </w:p>
+    <w:p>
+      <w:pPr/>
+      <w:r>
+        <w:rPr>
+          <w:lang w:val="en_US" w:bidi="en_US"/>
+        </w:rPr>
+      </w:r>
+      <w:r>
+        <w:rPr>
+          <w:lang w:val="en_US" w:bidi="en_US"/>
+        </w:rPr>
+        <w:t xml:space="preserve">The Chronicler had two tasks: </w:t>
+      </w:r>
+    </w:p>
+    <w:p>
+      <w:pPr>
+        <w:pStyle w:val="ListNumber"/>
+        <w:numPr>
+          <w:ilvl w:val="0"/>
+          <w:numId w:val="14"/>
+        </w:numPr>
+        <w:spacing w:line="240" w:lineRule="auto"/>
+        <w:ind w:left="720"/>
+      </w:pPr>
+      <w:r>
+        <w:rPr>
+          <w:lang w:val="en_US" w:bidi="en_US"/>
+        </w:rPr>
+      </w:r>
+      <w:r>
+        <w:rPr>
+          <w:lang w:val="en_US" w:bidi="en_US"/>
+        </w:rPr>
+        <w:t xml:space="preserve">He needed to explain why the kingdom of David had failed. </w:t>
+      </w:r>
+    </w:p>
+    <w:p>
+      <w:pPr>
+        <w:pStyle w:val="ListNumber"/>
+        <w:spacing w:line="240" w:lineRule="auto"/>
+        <w:ind w:left="720"/>
+      </w:pPr>
+      <w:r>
+        <w:rPr>
+          <w:lang w:val="en_US" w:bidi="en_US"/>
+        </w:rPr>
+      </w:r>
+      <w:r>
+        <w:rPr>
+          <w:lang w:val="en_US" w:bidi="en_US"/>
+        </w:rPr>
+        <w:t>He needed to show that this small and weak province in the powerful Persian Empire would become the kingdom God had promised to David.</w:t>
+      </w:r>
+    </w:p>
+    <w:p>
+      <w:pPr/>
+      <w:r>
+        <w:rPr>
+          <w:lang w:val="en_US" w:bidi="en_US"/>
+        </w:rPr>
+      </w:r>
+      <w:r>
+        <w:rPr>
+          <w:lang w:val="en_US" w:bidi="en_US"/>
+        </w:rPr>
+        <w:t>The explanation begins with Saul’s failure. God rejected Saul as king over Israel because Saul was unfaithful. He did not obey God. He also broke the covenant by asking a medium (a person who tries to speak with the dead) for help (</w:t>
+      </w:r>
+      <w:hyperlink r:id="rId44">
         <w:r>
           <w:rPr>
             <w:lang w:val="en_US" w:bidi="en_US"/>
@@ -1114,9 +1575,23 @@
         <w:rPr>
           <w:lang w:val="en_US" w:bidi="en_US"/>
         </w:rPr>
-        <w:t xml:space="preserve">). Later kings repeated the essence of Saul’s failure: They rebelled against God’s covenant, and they sought security from foreign powers and pagan gods rather than from their Rock, the Lord (see </w:t>
-      </w:r>
-      <w:hyperlink r:id="rId44">
+        <w:t xml:space="preserve">). </w:t>
+      </w:r>
+    </w:p>
+    <w:p>
+      <w:pPr/>
+      <w:r>
+        <w:rPr>
+          <w:lang w:val="en_US" w:bidi="en_US"/>
+        </w:rPr>
+      </w:r>
+      <w:r>
+        <w:rPr>
+          <w:lang w:val="en_US" w:bidi="en_US"/>
+        </w:rPr>
+        <w:t xml:space="preserve">Later kings made the same kind of mistake. They rebelled against God’s covenant. They looked for safety from foreign powers and false gods instead of trusting the Lord, their Rock (see </w:t>
+      </w:r>
+      <w:hyperlink r:id="rId45">
         <w:r>
           <w:rPr>
             <w:lang w:val="en_US" w:bidi="en_US"/>
@@ -1125,7 +1600,7 @@
             <w:color w:val="0000EE"/>
             <w:u w:val="single"/>
           </w:rPr>
-          <w:t>Deut 32:4</w:t>
+          <w:t>Deuteronomy 32:4</w:t>
         </w:r>
       </w:hyperlink>
       <w:r>
@@ -1134,7 +1609,7 @@
         </w:rPr>
         <w:t xml:space="preserve">, </w:t>
       </w:r>
-      <w:hyperlink r:id="rId45">
+      <w:hyperlink r:id="rId46">
         <w:r>
           <w:rPr>
             <w:lang w:val="en_US" w:bidi="en_US"/>
@@ -1150,7 +1625,7 @@
         <w:rPr>
           <w:lang w:val="en_US" w:bidi="en_US"/>
         </w:rPr>
-        <w:t xml:space="preserve">). Thus </w:t>
+        <w:t xml:space="preserve">). For this reason, </w:t>
       </w:r>
       <w:r>
         <w:rPr>
@@ -1163,7 +1638,7 @@
         <w:rPr>
           <w:lang w:val="en_US" w:bidi="en_US"/>
         </w:rPr>
-        <w:t xml:space="preserve"> is a key word in Chronicles; the Chronicler uses it repeatedly to document the reasons for judgment against the kings of Judah.</w:t>
+        <w:t xml:space="preserve"> is an important theme in Chronicles. The writer uses this idea to explain why God judged Saul and later kings of Judah.</w:t>
       </w:r>
     </w:p>
     <w:p>
@@ -1177,9 +1652,35 @@
         <w:rPr>
           <w:lang w:val="en_US" w:bidi="en_US"/>
         </w:rPr>
-        <w:t>The rationale for hope, on the other hand, comes from Solomon’s prayer at the dedication of the Temple: “Then if my people who are called by my name will humble themselves and pray and seek my face and turn from their wicked ways, I will hear from heaven and will forgive their sins and restore their land” (</w:t>
-      </w:r>
-      <w:hyperlink r:id="rId46">
+        <w:t>The reason for hope comes from Solomon’s prayer when he dedicated the temple. God said,</w:t>
+      </w:r>
+    </w:p>
+    <w:p>
+      <w:pPr/>
+      <w:r>
+        <w:rPr>
+          <w:lang w:val="en_US" w:bidi="en_US"/>
+        </w:rPr>
+      </w:r>
+      <w:r>
+        <w:rPr>
+          <w:lang w:val="en_US" w:bidi="en_US"/>
+        </w:rPr>
+        <w:t>“</w:t>
+      </w:r>
+      <w:r>
+        <w:rPr>
+          <w:lang w:val="en_US" w:bidi="en_US"/>
+        </w:rPr>
+        <w:t>if My people who are called by My name humble themselves and pray and seek My face and turn from their wicked ways, then I will hear from heaven, forgive their sin, and heal their land</w:t>
+      </w:r>
+      <w:r>
+        <w:rPr>
+          <w:lang w:val="en_US" w:bidi="en_US"/>
+        </w:rPr>
+        <w:t>” (</w:t>
+      </w:r>
+      <w:hyperlink r:id="rId47">
         <w:r>
           <w:rPr>
             <w:lang w:val="en_US" w:bidi="en_US"/>
@@ -1188,14 +1689,14 @@
             <w:color w:val="0000EE"/>
             <w:u w:val="single"/>
           </w:rPr>
-          <w:t>2 Chr 7:14</w:t>
+          <w:t>2 Chronicles 7:14</w:t>
         </w:r>
       </w:hyperlink>
       <w:r>
         <w:rPr>
           <w:lang w:val="en_US" w:bidi="en_US"/>
         </w:rPr>
-        <w:t>). This promise reminds the people of the conditions necessary for restoration: humility, prayer, repentance, and healing.</w:t>
+        <w:t xml:space="preserve">). </w:t>
       </w:r>
     </w:p>
     <w:p>
@@ -1209,9 +1710,23 @@
         <w:rPr>
           <w:lang w:val="en_US" w:bidi="en_US"/>
         </w:rPr>
-        <w:t xml:space="preserve">The book of 1 Chronicles establishes the necessary premises for restoration. The promise to David did not disappear during the Exile; the community that was reestablished in Jerusalem carried the promise. Even the division of the kingdom after Solomon’s reign had not put any of the tribes outside of Israel’s future. For the Chronicler, all the tribes were present in the restoration, including those of the northern kingdom (see </w:t>
-      </w:r>
-      <w:hyperlink r:id="rId47">
+        <w:t>This promise reminds the people what restoration requires. They must humble themselves, pray, seek God, and turn away from sin. Then God will forgive them and heal their land.</w:t>
+      </w:r>
+    </w:p>
+    <w:p>
+      <w:pPr/>
+      <w:r>
+        <w:rPr>
+          <w:lang w:val="en_US" w:bidi="en_US"/>
+        </w:rPr>
+      </w:r>
+      <w:r>
+        <w:rPr>
+          <w:lang w:val="en_US" w:bidi="en_US"/>
+        </w:rPr>
+        <w:t xml:space="preserve">The book of 1 Chronicles gives the reasons why Israel could hope for restoration. The promise God made to David did not disappear during the exile. The community that returned to Jerusalem still carried that promise. Even when the kingdom divided after Solomon’s rule, the tribes were not cut off from Israel’s future. For the Chronicler, all the tribes were part of the restoration. This included the tribes of the northern kingdom (see </w:t>
+      </w:r>
+      <w:hyperlink r:id="rId48">
         <w:r>
           <w:rPr>
             <w:lang w:val="en_US" w:bidi="en_US"/>
@@ -1220,14 +1735,28 @@
             <w:color w:val="0000EE"/>
             <w:u w:val="single"/>
           </w:rPr>
-          <w:t>1 Chr 9:3</w:t>
+          <w:t>1 Chronicles 9:3</w:t>
         </w:r>
       </w:hyperlink>
       <w:r>
         <w:rPr>
           <w:lang w:val="en_US" w:bidi="en_US"/>
         </w:rPr>
-        <w:t>). The Chronicler understood Israel as a people of faith, not as a political entity. Israel was not a sovereign nation in his day but was a small ethnic province in the mighty empire of Persia. Yet he wanted to show that the unity established by David and Solomon had endured and that the promise made to David gave them hope for the future.</w:t>
+        <w:t xml:space="preserve">). </w:t>
+      </w:r>
+    </w:p>
+    <w:p>
+      <w:pPr/>
+      <w:r>
+        <w:rPr>
+          <w:lang w:val="en_US" w:bidi="en_US"/>
+        </w:rPr>
+      </w:r>
+      <w:r>
+        <w:rPr>
+          <w:lang w:val="en_US" w:bidi="en_US"/>
+        </w:rPr>
+        <w:t>The Chronicler understood Israel as a people of faith, not as a political nation. In his day, Israel was not an independent kingdom. It was a small ethnic province in the powerful Persian Empire. Even so, the Chronicler wanted to show that the unity begun under David and Solomon had continued. He also wanted to show that God’s promise to David still gave the people hope for the future.</w:t>
       </w:r>
       <w:r>
         <w:rPr>
@@ -3129,6 +3658,12 @@
   </w:num>
   <w:num w:numId="13" w16cid:durableId="592781308">
     <w:abstractNumId w:val="11"/>
+  </w:num>
+  <w:num w:numId="14">
+    <w:abstractNumId w:val="3"/>
+    <w:lvlOverride w:ilvl="0">
+      <w:startOverride w:val="1"/>
+    </w:lvlOverride>
   </w:num>
   <w:numIdMacAtCleanup w:val="10"/>
 </w:numbering>

--- a/eng/docx/13.content.docx
+++ b/eng/docx/13.content.docx
@@ -19,7 +19,7 @@
         <w:rPr>
           <w:lang w:val="en_US" w:bidi="en_US"/>
         </w:rPr>
-        <w:t>Resource: Tyndale Open Study Notes</w:t>
+        <w:t>Resource: Aquifer Open Study Notes (Book Intros)</w:t>
       </w:r>
       <w:r>
         <w:rPr>
@@ -112,7 +112,7 @@
         <w:rPr>
           <w:lang w:val="en_US" w:bidi="en_US"/>
         </w:rPr>
-        <w:t>Tyndale Open Study Notes</w:t>
+        <w:t>Aquifer Open Study Notes (Book Intros)</w:t>
       </w:r>
     </w:p>
     <w:p>

--- a/eng/docx/13.content.docx
+++ b/eng/docx/13.content.docx
@@ -272,36 +272,24 @@
         </w:rPr>
         <w:t xml:space="preserve">The Babylonians conquered the kingdom of Judah between 605 and 586 BC. Within one generation, Babylon became weak because of problems inside the empire (see </w:t>
       </w:r>
-      <w:hyperlink r:id="rId13">
-        <w:r>
-          <w:rPr>
-            <w:lang w:val="en_US" w:bidi="en_US"/>
-          </w:rPr>
-          <w:rPr>
-            <w:color w:val="0000EE"/>
-            <w:u w:val="single"/>
-          </w:rPr>
-          <w:t>Daniel 5</w:t>
-        </w:r>
-      </w:hyperlink>
+      <w:r>
+        <w:rPr>
+          <w:lang w:val="en_US" w:bidi="en_US"/>
+        </w:rPr>
+        <w:t>Daniel 5</w:t>
+      </w:r>
       <w:r>
         <w:rPr>
           <w:lang w:val="en_US" w:bidi="en_US"/>
         </w:rPr>
         <w:t xml:space="preserve">). At the same time, Cyrus the Great, the king of Persia, was building a new empire in the east. Cyrus ruled from 559 to 530 BC. His empire joined the Medes and Persians into one kingdom. In October 539 BC, Babylon surrendered without a fight. Cyrus’s empire then grew west and included Babylonia (see </w:t>
       </w:r>
-      <w:hyperlink r:id="rId14">
-        <w:r>
-          <w:rPr>
-            <w:lang w:val="en_US" w:bidi="en_US"/>
-          </w:rPr>
-          <w:rPr>
-            <w:color w:val="0000EE"/>
-            <w:u w:val="single"/>
-          </w:rPr>
-          <w:t>Daniel 5:30–31</w:t>
-        </w:r>
-      </w:hyperlink>
+      <w:r>
+        <w:rPr>
+          <w:lang w:val="en_US" w:bidi="en_US"/>
+        </w:rPr>
+        <w:t>Daniel 5:30–31</w:t>
+      </w:r>
       <w:r>
         <w:rPr>
           <w:lang w:val="en_US" w:bidi="en_US"/>
@@ -461,18 +449,12 @@
         </w:rPr>
         <w:t>The first part uses genealogies, or family lists, to show Israel’s identity (</w:t>
       </w:r>
-      <w:hyperlink r:id="rId15">
-        <w:r>
-          <w:rPr>
-            <w:lang w:val="en_US" w:bidi="en_US"/>
-          </w:rPr>
-          <w:rPr>
-            <w:color w:val="0000EE"/>
-            <w:u w:val="single"/>
-          </w:rPr>
-          <w:t>1 Chronicles 1:1–9:44</w:t>
-        </w:r>
-      </w:hyperlink>
+      <w:r>
+        <w:rPr>
+          <w:lang w:val="en_US" w:bidi="en_US"/>
+        </w:rPr>
+        <w:t>1 Chronicles 1:1–9:44</w:t>
+      </w:r>
       <w:r>
         <w:rPr>
           <w:lang w:val="en_US" w:bidi="en_US"/>
@@ -497,18 +479,12 @@
         </w:rPr>
         <w:t>The second part tells how David prepared Jerusalem for the temple and for Solomon’s rule (</w:t>
       </w:r>
-      <w:hyperlink r:id="rId16">
-        <w:r>
-          <w:rPr>
-            <w:lang w:val="en_US" w:bidi="en_US"/>
-          </w:rPr>
-          <w:rPr>
-            <w:color w:val="0000EE"/>
-            <w:u w:val="single"/>
-          </w:rPr>
-          <w:t>10:1–29:30</w:t>
-        </w:r>
-      </w:hyperlink>
+      <w:r>
+        <w:rPr>
+          <w:lang w:val="en_US" w:bidi="en_US"/>
+        </w:rPr>
+        <w:t>10:1–29:30</w:t>
+      </w:r>
       <w:r>
         <w:rPr>
           <w:lang w:val="en_US" w:bidi="en_US"/>
@@ -529,18 +505,12 @@
         </w:rPr>
         <w:t>The first chapter is a genealogy that follows the family line of people God chose, from Adam to Jacob, who was also called Israel (</w:t>
       </w:r>
-      <w:hyperlink r:id="rId17">
-        <w:r>
-          <w:rPr>
-            <w:lang w:val="en_US" w:bidi="en_US"/>
-          </w:rPr>
-          <w:rPr>
-            <w:color w:val="0000EE"/>
-            <w:u w:val="single"/>
-          </w:rPr>
-          <w:t>chapter 1</w:t>
-        </w:r>
-      </w:hyperlink>
+      <w:r>
+        <w:rPr>
+          <w:lang w:val="en_US" w:bidi="en_US"/>
+        </w:rPr>
+        <w:t>chapter 1</w:t>
+      </w:r>
       <w:r>
         <w:rPr>
           <w:lang w:val="en_US" w:bidi="en_US"/>
@@ -555,54 +525,36 @@
           <w:lang w:val="en_US" w:bidi="en_US"/>
         </w:rPr>
       </w:r>
-      <w:hyperlink r:id="rId18">
-        <w:r>
-          <w:rPr>
-            <w:lang w:val="en_US" w:bidi="en_US"/>
-          </w:rPr>
-          <w:rPr>
-            <w:color w:val="0000EE"/>
-            <w:u w:val="single"/>
-          </w:rPr>
-          <w:t>Chapters 2–8</w:t>
-        </w:r>
-      </w:hyperlink>
+      <w:r>
+        <w:rPr>
+          <w:lang w:val="en_US" w:bidi="en_US"/>
+        </w:rPr>
+        <w:t>Chapters 2–8</w:t>
+      </w:r>
       <w:r>
         <w:rPr>
           <w:lang w:val="en_US" w:bidi="en_US"/>
         </w:rPr>
         <w:t xml:space="preserve"> describe the Israelites from Jacob to the exile in Babylon. This section begins with the tribe of Judah (</w:t>
       </w:r>
-      <w:hyperlink r:id="rId19">
-        <w:r>
-          <w:rPr>
-            <w:lang w:val="en_US" w:bidi="en_US"/>
-          </w:rPr>
-          <w:rPr>
-            <w:color w:val="0000EE"/>
-            <w:u w:val="single"/>
-          </w:rPr>
-          <w:t>chapters 2–4</w:t>
-        </w:r>
-      </w:hyperlink>
+      <w:r>
+        <w:rPr>
+          <w:lang w:val="en_US" w:bidi="en_US"/>
+        </w:rPr>
+        <w:t>chapters 2–4</w:t>
+      </w:r>
       <w:r>
         <w:rPr>
           <w:lang w:val="en_US" w:bidi="en_US"/>
         </w:rPr>
         <w:t>). The family of David appears near the middle of this section (</w:t>
       </w:r>
-      <w:hyperlink r:id="rId20">
-        <w:r>
-          <w:rPr>
-            <w:lang w:val="en_US" w:bidi="en_US"/>
-          </w:rPr>
-          <w:rPr>
-            <w:color w:val="0000EE"/>
-            <w:u w:val="single"/>
-          </w:rPr>
-          <w:t>chapter 3</w:t>
-        </w:r>
-      </w:hyperlink>
+      <w:r>
+        <w:rPr>
+          <w:lang w:val="en_US" w:bidi="en_US"/>
+        </w:rPr>
+        <w:t>chapter 3</w:t>
+      </w:r>
       <w:r>
         <w:rPr>
           <w:lang w:val="en_US" w:bidi="en_US"/>
@@ -623,72 +575,48 @@
         </w:rPr>
         <w:t>Then the text describes the other tribes of Israel (</w:t>
       </w:r>
-      <w:hyperlink r:id="rId21">
-        <w:r>
-          <w:rPr>
-            <w:lang w:val="en_US" w:bidi="en_US"/>
-          </w:rPr>
-          <w:rPr>
-            <w:color w:val="0000EE"/>
-            <w:u w:val="single"/>
-          </w:rPr>
-          <w:t>chapters 5–7</w:t>
-        </w:r>
-      </w:hyperlink>
+      <w:r>
+        <w:rPr>
+          <w:lang w:val="en_US" w:bidi="en_US"/>
+        </w:rPr>
+        <w:t>chapters 5–7</w:t>
+      </w:r>
       <w:r>
         <w:rPr>
           <w:lang w:val="en_US" w:bidi="en_US"/>
         </w:rPr>
         <w:t>). This includes the tribes east of the Jordan River, in the region called Transjordan. Levi appears at the center of these family lists (</w:t>
       </w:r>
-      <w:hyperlink r:id="rId22">
-        <w:r>
-          <w:rPr>
-            <w:lang w:val="en_US" w:bidi="en_US"/>
-          </w:rPr>
-          <w:rPr>
-            <w:color w:val="0000EE"/>
-            <w:u w:val="single"/>
-          </w:rPr>
-          <w:t>chapter 6</w:t>
-        </w:r>
-      </w:hyperlink>
+      <w:r>
+        <w:rPr>
+          <w:lang w:val="en_US" w:bidi="en_US"/>
+        </w:rPr>
+        <w:t>chapter 6</w:t>
+      </w:r>
       <w:r>
         <w:rPr>
           <w:lang w:val="en_US" w:bidi="en_US"/>
         </w:rPr>
         <w:t>). Levi was an important tribe because Israel’s priests and temple workers came from it. The record then continues with the tribe of Benjamin (</w:t>
       </w:r>
-      <w:hyperlink r:id="rId23">
-        <w:r>
-          <w:rPr>
-            <w:lang w:val="en_US" w:bidi="en_US"/>
-          </w:rPr>
-          <w:rPr>
-            <w:color w:val="0000EE"/>
-            <w:u w:val="single"/>
-          </w:rPr>
-          <w:t>chapter 8</w:t>
-        </w:r>
-      </w:hyperlink>
+      <w:r>
+        <w:rPr>
+          <w:lang w:val="en_US" w:bidi="en_US"/>
+        </w:rPr>
+        <w:t>chapter 8</w:t>
+      </w:r>
       <w:r>
         <w:rPr>
           <w:lang w:val="en_US" w:bidi="en_US"/>
         </w:rPr>
         <w:t>). The family lists continue down to about 400 BC. They end with a list of key leaders from the community that returned from exile and began to rebuild Jerusalem (</w:t>
       </w:r>
-      <w:hyperlink r:id="rId24">
-        <w:r>
-          <w:rPr>
-            <w:lang w:val="en_US" w:bidi="en_US"/>
-          </w:rPr>
-          <w:rPr>
-            <w:color w:val="0000EE"/>
-            <w:u w:val="single"/>
-          </w:rPr>
-          <w:t>chapter 9</w:t>
-        </w:r>
-      </w:hyperlink>
+      <w:r>
+        <w:rPr>
+          <w:lang w:val="en_US" w:bidi="en_US"/>
+        </w:rPr>
+        <w:t>chapter 9</w:t>
+      </w:r>
       <w:r>
         <w:rPr>
           <w:lang w:val="en_US" w:bidi="en_US"/>
@@ -709,90 +637,60 @@
         </w:rPr>
         <w:t>Saul’s family history introduces the beginning of the kingdom of Israel (</w:t>
       </w:r>
-      <w:hyperlink r:id="rId25">
-        <w:r>
-          <w:rPr>
-            <w:lang w:val="en_US" w:bidi="en_US"/>
-          </w:rPr>
-          <w:rPr>
-            <w:color w:val="0000EE"/>
-            <w:u w:val="single"/>
-          </w:rPr>
-          <w:t>9:35–44</w:t>
-        </w:r>
-      </w:hyperlink>
+      <w:r>
+        <w:rPr>
+          <w:lang w:val="en_US" w:bidi="en_US"/>
+        </w:rPr>
+        <w:t>9:35–44</w:t>
+      </w:r>
       <w:r>
         <w:rPr>
           <w:lang w:val="en_US" w:bidi="en_US"/>
         </w:rPr>
         <w:t>). After Saul died because he was unfaithful to God, David became king (</w:t>
       </w:r>
-      <w:hyperlink r:id="rId26">
-        <w:r>
-          <w:rPr>
-            <w:lang w:val="en_US" w:bidi="en_US"/>
-          </w:rPr>
-          <w:rPr>
-            <w:color w:val="0000EE"/>
-            <w:u w:val="single"/>
-          </w:rPr>
-          <w:t>10:1–14</w:t>
-        </w:r>
-      </w:hyperlink>
+      <w:r>
+        <w:rPr>
+          <w:lang w:val="en_US" w:bidi="en_US"/>
+        </w:rPr>
+        <w:t>10:1–14</w:t>
+      </w:r>
       <w:r>
         <w:rPr>
           <w:lang w:val="en_US" w:bidi="en_US"/>
         </w:rPr>
         <w:t xml:space="preserve">; </w:t>
       </w:r>
-      <w:hyperlink r:id="rId27">
-        <w:r>
-          <w:rPr>
-            <w:lang w:val="en_US" w:bidi="en_US"/>
-          </w:rPr>
-          <w:rPr>
-            <w:color w:val="0000EE"/>
-            <w:u w:val="single"/>
-          </w:rPr>
-          <w:t>11:1–12:40</w:t>
-        </w:r>
-      </w:hyperlink>
+      <w:r>
+        <w:rPr>
+          <w:lang w:val="en_US" w:bidi="en_US"/>
+        </w:rPr>
+        <w:t>11:1–12:40</w:t>
+      </w:r>
       <w:r>
         <w:rPr>
           <w:lang w:val="en_US" w:bidi="en_US"/>
         </w:rPr>
         <w:t>). The chapters about David’s rule explain how he organized officials and prepared for the temple (</w:t>
       </w:r>
-      <w:hyperlink r:id="rId28">
-        <w:r>
-          <w:rPr>
-            <w:lang w:val="en_US" w:bidi="en_US"/>
-          </w:rPr>
-          <w:rPr>
-            <w:color w:val="0000EE"/>
-            <w:u w:val="single"/>
-          </w:rPr>
-          <w:t>chapters 13–27</w:t>
-        </w:r>
-      </w:hyperlink>
+      <w:r>
+        <w:rPr>
+          <w:lang w:val="en_US" w:bidi="en_US"/>
+        </w:rPr>
+        <w:t>chapters 13–27</w:t>
+      </w:r>
       <w:r>
         <w:rPr>
           <w:lang w:val="en_US" w:bidi="en_US"/>
         </w:rPr>
         <w:t>). One major event was bringing the ark of the covenant to Jerusalem (</w:t>
       </w:r>
-      <w:hyperlink r:id="rId29">
-        <w:r>
-          <w:rPr>
-            <w:lang w:val="en_US" w:bidi="en_US"/>
-          </w:rPr>
-          <w:rPr>
-            <w:color w:val="0000EE"/>
-            <w:u w:val="single"/>
-          </w:rPr>
-          <w:t>chapters 13–16</w:t>
-        </w:r>
-      </w:hyperlink>
+      <w:r>
+        <w:rPr>
+          <w:lang w:val="en_US" w:bidi="en_US"/>
+        </w:rPr>
+        <w:t>chapters 13–16</w:t>
+      </w:r>
       <w:r>
         <w:rPr>
           <w:lang w:val="en_US" w:bidi="en_US"/>
@@ -831,18 +729,12 @@
         </w:rPr>
         <w:t>the identify of the builder (chapter</w:t>
       </w:r>
-      <w:hyperlink r:id="rId30">
-        <w:r>
-          <w:rPr>
-            <w:lang w:val="en_US" w:bidi="en_US"/>
-          </w:rPr>
-          <w:rPr>
-            <w:color w:val="0000EE"/>
-            <w:u w:val="single"/>
-          </w:rPr>
-          <w:t xml:space="preserve"> 17</w:t>
-        </w:r>
-      </w:hyperlink>
+      <w:r>
+        <w:rPr>
+          <w:lang w:val="en_US" w:bidi="en_US"/>
+        </w:rPr>
+        <w:t xml:space="preserve"> 17</w:t>
+      </w:r>
       <w:r>
         <w:rPr>
           <w:lang w:val="en_US" w:bidi="en_US"/>
@@ -867,18 +759,12 @@
         </w:rPr>
         <w:t>the political conditions needed for the work (chapters</w:t>
       </w:r>
-      <w:hyperlink r:id="rId31">
-        <w:r>
-          <w:rPr>
-            <w:lang w:val="en_US" w:bidi="en_US"/>
-          </w:rPr>
-          <w:rPr>
-            <w:color w:val="0000EE"/>
-            <w:u w:val="single"/>
-          </w:rPr>
-          <w:t xml:space="preserve"> 18–20</w:t>
-        </w:r>
-      </w:hyperlink>
+      <w:r>
+        <w:rPr>
+          <w:lang w:val="en_US" w:bidi="en_US"/>
+        </w:rPr>
+        <w:t xml:space="preserve"> 18–20</w:t>
+      </w:r>
       <w:r>
         <w:rPr>
           <w:lang w:val="en_US" w:bidi="en_US"/>
@@ -903,18 +789,12 @@
         </w:rPr>
         <w:t>the temple site (chapter</w:t>
       </w:r>
-      <w:hyperlink r:id="rId32">
-        <w:r>
-          <w:rPr>
-            <w:lang w:val="en_US" w:bidi="en_US"/>
-          </w:rPr>
-          <w:rPr>
-            <w:color w:val="0000EE"/>
-            <w:u w:val="single"/>
-          </w:rPr>
-          <w:t xml:space="preserve"> 21</w:t>
-        </w:r>
-      </w:hyperlink>
+      <w:r>
+        <w:rPr>
+          <w:lang w:val="en_US" w:bidi="en_US"/>
+        </w:rPr>
+        <w:t xml:space="preserve"> 21</w:t>
+      </w:r>
       <w:r>
         <w:rPr>
           <w:lang w:val="en_US" w:bidi="en_US"/>
@@ -939,18 +819,12 @@
         </w:rPr>
         <w:t>the workers (chapters</w:t>
       </w:r>
-      <w:hyperlink r:id="rId33">
-        <w:r>
-          <w:rPr>
-            <w:lang w:val="en_US" w:bidi="en_US"/>
-          </w:rPr>
-          <w:rPr>
-            <w:color w:val="0000EE"/>
-            <w:u w:val="single"/>
-          </w:rPr>
-          <w:t xml:space="preserve"> 23–27</w:t>
-        </w:r>
-      </w:hyperlink>
+      <w:r>
+        <w:rPr>
+          <w:lang w:val="en_US" w:bidi="en_US"/>
+        </w:rPr>
+        <w:t xml:space="preserve"> 23–27</w:t>
+      </w:r>
       <w:r>
         <w:rPr>
           <w:lang w:val="en_US" w:bidi="en_US"/>
@@ -975,36 +849,24 @@
         </w:rPr>
         <w:t xml:space="preserve">the materials and plans (chapters </w:t>
       </w:r>
-      <w:hyperlink r:id="rId34">
-        <w:r>
-          <w:rPr>
-            <w:lang w:val="en_US" w:bidi="en_US"/>
-          </w:rPr>
-          <w:rPr>
-            <w:color w:val="0000EE"/>
-            <w:u w:val="single"/>
-          </w:rPr>
-          <w:t>22</w:t>
-        </w:r>
-      </w:hyperlink>
+      <w:r>
+        <w:rPr>
+          <w:lang w:val="en_US" w:bidi="en_US"/>
+        </w:rPr>
+        <w:t>22</w:t>
+      </w:r>
       <w:r>
         <w:rPr>
           <w:lang w:val="en_US" w:bidi="en_US"/>
         </w:rPr>
         <w:t xml:space="preserve">, </w:t>
       </w:r>
-      <w:hyperlink r:id="rId35">
-        <w:r>
-          <w:rPr>
-            <w:lang w:val="en_US" w:bidi="en_US"/>
-          </w:rPr>
-          <w:rPr>
-            <w:color w:val="0000EE"/>
-            <w:u w:val="single"/>
-          </w:rPr>
-          <w:t>28–29</w:t>
-        </w:r>
-      </w:hyperlink>
+      <w:r>
+        <w:rPr>
+          <w:lang w:val="en_US" w:bidi="en_US"/>
+        </w:rPr>
+        <w:t>28–29</w:t>
+      </w:r>
       <w:r>
         <w:rPr>
           <w:lang w:val="en_US" w:bidi="en_US"/>
@@ -1025,18 +887,12 @@
         </w:rPr>
         <w:t xml:space="preserve">The account of David’s rule as king ends with a large public gathering. At this gathering, Solomon is appointed as king. He will be the king of peace who builds the temple (chapters </w:t>
       </w:r>
-      <w:hyperlink r:id="rId35">
-        <w:r>
-          <w:rPr>
-            <w:lang w:val="en_US" w:bidi="en_US"/>
-          </w:rPr>
-          <w:rPr>
-            <w:color w:val="0000EE"/>
-            <w:u w:val="single"/>
-          </w:rPr>
-          <w:t>28–29</w:t>
-        </w:r>
-      </w:hyperlink>
+      <w:r>
+        <w:rPr>
+          <w:lang w:val="en_US" w:bidi="en_US"/>
+        </w:rPr>
+        <w:t>28–29</w:t>
+      </w:r>
       <w:r>
         <w:rPr>
           <w:lang w:val="en_US" w:bidi="en_US"/>
@@ -1082,54 +938,36 @@
         </w:rPr>
         <w:t>The Chronicler wrote near the end of the Persian Empire, probably around 400 BC. The list of Jehoiachin’s descendants suggests this date (</w:t>
       </w:r>
-      <w:hyperlink r:id="rId36">
-        <w:r>
-          <w:rPr>
-            <w:lang w:val="en_US" w:bidi="en_US"/>
-          </w:rPr>
-          <w:rPr>
-            <w:color w:val="0000EE"/>
-            <w:u w:val="single"/>
-          </w:rPr>
-          <w:t>3:17–24</w:t>
-        </w:r>
-      </w:hyperlink>
+      <w:r>
+        <w:rPr>
+          <w:lang w:val="en_US" w:bidi="en_US"/>
+        </w:rPr>
+        <w:t>3:17–24</w:t>
+      </w:r>
       <w:r>
         <w:rPr>
           <w:lang w:val="en_US" w:bidi="en_US"/>
         </w:rPr>
         <w:t>). The list goes about eight generations after Zerubbabel. Zerubbabel served as governor around 520 BC, during the rule of Darius, king of Persia (</w:t>
       </w:r>
-      <w:hyperlink r:id="rId37">
-        <w:r>
-          <w:rPr>
-            <w:lang w:val="en_US" w:bidi="en_US"/>
-          </w:rPr>
-          <w:rPr>
-            <w:color w:val="0000EE"/>
-            <w:u w:val="single"/>
-          </w:rPr>
-          <w:t>Zechariah 1:1</w:t>
-        </w:r>
-      </w:hyperlink>
+      <w:r>
+        <w:rPr>
+          <w:lang w:val="en_US" w:bidi="en_US"/>
+        </w:rPr>
+        <w:t>Zechariah 1:1</w:t>
+      </w:r>
       <w:r>
         <w:rPr>
           <w:lang w:val="en_US" w:bidi="en_US"/>
         </w:rPr>
         <w:t xml:space="preserve">; </w:t>
       </w:r>
-      <w:hyperlink r:id="rId38">
-        <w:r>
-          <w:rPr>
-            <w:lang w:val="en_US" w:bidi="en_US"/>
-          </w:rPr>
-          <w:rPr>
-            <w:color w:val="0000EE"/>
-            <w:u w:val="single"/>
-          </w:rPr>
-          <w:t>4:9</w:t>
-        </w:r>
-      </w:hyperlink>
+      <w:r>
+        <w:rPr>
+          <w:lang w:val="en_US" w:bidi="en_US"/>
+        </w:rPr>
+        <w:t>4:9</w:t>
+      </w:r>
       <w:r>
         <w:rPr>
           <w:lang w:val="en_US" w:bidi="en_US"/>
@@ -1150,18 +988,12 @@
         </w:rPr>
         <w:t>The Chronicler probably wrote after Nehemiah went to Jerusalem. Nehemiah went there in the twentieth year of Artaxerxes, in 445 BC. He went to repair the city walls (</w:t>
       </w:r>
-      <w:hyperlink r:id="rId39">
-        <w:r>
-          <w:rPr>
-            <w:lang w:val="en_US" w:bidi="en_US"/>
-          </w:rPr>
-          <w:rPr>
-            <w:color w:val="0000EE"/>
-            <w:u w:val="single"/>
-          </w:rPr>
-          <w:t>Nehemiah 2:1</w:t>
-        </w:r>
-      </w:hyperlink>
+      <w:r>
+        <w:rPr>
+          <w:lang w:val="en_US" w:bidi="en_US"/>
+        </w:rPr>
+        <w:t>Nehemiah 2:1</w:t>
+      </w:r>
       <w:r>
         <w:rPr>
           <w:lang w:val="en_US" w:bidi="en_US"/>
@@ -1207,18 +1039,12 @@
         </w:rPr>
         <w:t xml:space="preserve">We know little about life in Judea after Nehemiah. But the book of Nehemiah shows some of the community’s problems. Many people were tempted to marry people outside Israel. These mixed marriages still happened in Malachi’s time, in the 400s BC (see </w:t>
       </w:r>
-      <w:hyperlink r:id="rId40">
-        <w:r>
-          <w:rPr>
-            <w:lang w:val="en_US" w:bidi="en_US"/>
-          </w:rPr>
-          <w:rPr>
-            <w:color w:val="0000EE"/>
-            <w:u w:val="single"/>
-          </w:rPr>
-          <w:t>Malachi 2:14–16</w:t>
-        </w:r>
-      </w:hyperlink>
+      <w:r>
+        <w:rPr>
+          <w:lang w:val="en_US" w:bidi="en_US"/>
+        </w:rPr>
+        <w:t>Malachi 2:14–16</w:t>
+      </w:r>
       <w:r>
         <w:rPr>
           <w:lang w:val="en_US" w:bidi="en_US"/>
@@ -1384,36 +1210,24 @@
         </w:rPr>
         <w:t>God’s promise to David is at the center of the message of Chronicles (</w:t>
       </w:r>
-      <w:hyperlink r:id="rId30">
-        <w:r>
-          <w:rPr>
-            <w:lang w:val="en_US" w:bidi="en_US"/>
-          </w:rPr>
-          <w:rPr>
-            <w:color w:val="0000EE"/>
-            <w:u w:val="single"/>
-          </w:rPr>
-          <w:t>17:1–27</w:t>
-        </w:r>
-      </w:hyperlink>
+      <w:r>
+        <w:rPr>
+          <w:lang w:val="en_US" w:bidi="en_US"/>
+        </w:rPr>
+        <w:t>17:1–27</w:t>
+      </w:r>
       <w:r>
         <w:rPr>
           <w:lang w:val="en_US" w:bidi="en_US"/>
         </w:rPr>
         <w:t>). David wanted to build a house for the ark of the covenant. But Nathan the prophet received a vision. God showed him that David had misunderstood the plan. David would not build a house for God. Instead, God would build a house for David. This “house” meant a dynasty, or a family line of kings (</w:t>
       </w:r>
-      <w:hyperlink r:id="rId41">
-        <w:r>
-          <w:rPr>
-            <w:lang w:val="en_US" w:bidi="en_US"/>
-          </w:rPr>
-          <w:rPr>
-            <w:color w:val="0000EE"/>
-            <w:u w:val="single"/>
-          </w:rPr>
-          <w:t>2 Samuel 7:11–14</w:t>
-        </w:r>
-      </w:hyperlink>
+      <w:r>
+        <w:rPr>
+          <w:lang w:val="en_US" w:bidi="en_US"/>
+        </w:rPr>
+        <w:t>2 Samuel 7:11–14</w:t>
+      </w:r>
       <w:r>
         <w:rPr>
           <w:lang w:val="en_US" w:bidi="en_US"/>
@@ -1427,18 +1241,12 @@
         </w:rPr>
         <w:t xml:space="preserve"> </w:t>
       </w:r>
-      <w:hyperlink r:id="rId42">
-        <w:r>
-          <w:rPr>
-            <w:lang w:val="en_US" w:bidi="en_US"/>
-          </w:rPr>
-          <w:rPr>
-            <w:color w:val="0000EE"/>
-            <w:u w:val="single"/>
-          </w:rPr>
-          <w:t>1 Chronicles 17:10–14</w:t>
-        </w:r>
-      </w:hyperlink>
+      <w:r>
+        <w:rPr>
+          <w:lang w:val="en_US" w:bidi="en_US"/>
+        </w:rPr>
+        <w:t>1 Chronicles 17:10–14</w:t>
+      </w:r>
       <w:r>
         <w:rPr>
           <w:lang w:val="en_US" w:bidi="en_US"/>
@@ -1459,18 +1267,12 @@
         </w:rPr>
         <w:t xml:space="preserve">God’s eternal kingdom would come through David’s family line. </w:t>
       </w:r>
-      <w:hyperlink r:id="rId43">
-        <w:r>
-          <w:rPr>
-            <w:lang w:val="en_US" w:bidi="en_US"/>
-          </w:rPr>
-          <w:rPr>
-            <w:color w:val="0000EE"/>
-            <w:u w:val="single"/>
-          </w:rPr>
-          <w:t>Psalm 2</w:t>
-        </w:r>
-      </w:hyperlink>
+      <w:r>
+        <w:rPr>
+          <w:lang w:val="en_US" w:bidi="en_US"/>
+        </w:rPr>
+        <w:t>Psalm 2</w:t>
+      </w:r>
       <w:r>
         <w:rPr>
           <w:lang w:val="en_US" w:bidi="en_US"/>
@@ -1559,18 +1361,12 @@
         </w:rPr>
         <w:t>The explanation begins with Saul’s failure. God rejected Saul as king over Israel because Saul was unfaithful. He did not obey God. He also broke the covenant by asking a medium (a person who tries to speak with the dead) for help (</w:t>
       </w:r>
-      <w:hyperlink r:id="rId44">
-        <w:r>
-          <w:rPr>
-            <w:lang w:val="en_US" w:bidi="en_US"/>
-          </w:rPr>
-          <w:rPr>
-            <w:color w:val="0000EE"/>
-            <w:u w:val="single"/>
-          </w:rPr>
-          <w:t>10:13</w:t>
-        </w:r>
-      </w:hyperlink>
+      <w:r>
+        <w:rPr>
+          <w:lang w:val="en_US" w:bidi="en_US"/>
+        </w:rPr>
+        <w:t>10:13</w:t>
+      </w:r>
       <w:r>
         <w:rPr>
           <w:lang w:val="en_US" w:bidi="en_US"/>
@@ -1591,36 +1387,24 @@
         </w:rPr>
         <w:t xml:space="preserve">Later kings made the same kind of mistake. They rebelled against God’s covenant. They looked for safety from foreign powers and false gods instead of trusting the Lord, their Rock (see </w:t>
       </w:r>
-      <w:hyperlink r:id="rId45">
-        <w:r>
-          <w:rPr>
-            <w:lang w:val="en_US" w:bidi="en_US"/>
-          </w:rPr>
-          <w:rPr>
-            <w:color w:val="0000EE"/>
-            <w:u w:val="single"/>
-          </w:rPr>
-          <w:t>Deuteronomy 32:4</w:t>
-        </w:r>
-      </w:hyperlink>
+      <w:r>
+        <w:rPr>
+          <w:lang w:val="en_US" w:bidi="en_US"/>
+        </w:rPr>
+        <w:t>Deuteronomy 32:4</w:t>
+      </w:r>
       <w:r>
         <w:rPr>
           <w:lang w:val="en_US" w:bidi="en_US"/>
         </w:rPr>
         <w:t xml:space="preserve">, </w:t>
       </w:r>
-      <w:hyperlink r:id="rId46">
-        <w:r>
-          <w:rPr>
-            <w:lang w:val="en_US" w:bidi="en_US"/>
-          </w:rPr>
-          <w:rPr>
-            <w:color w:val="0000EE"/>
-            <w:u w:val="single"/>
-          </w:rPr>
-          <w:t>15–39</w:t>
-        </w:r>
-      </w:hyperlink>
+      <w:r>
+        <w:rPr>
+          <w:lang w:val="en_US" w:bidi="en_US"/>
+        </w:rPr>
+        <w:t>15–39</w:t>
+      </w:r>
       <w:r>
         <w:rPr>
           <w:lang w:val="en_US" w:bidi="en_US"/>
@@ -1680,18 +1464,12 @@
         </w:rPr>
         <w:t>” (</w:t>
       </w:r>
-      <w:hyperlink r:id="rId47">
-        <w:r>
-          <w:rPr>
-            <w:lang w:val="en_US" w:bidi="en_US"/>
-          </w:rPr>
-          <w:rPr>
-            <w:color w:val="0000EE"/>
-            <w:u w:val="single"/>
-          </w:rPr>
-          <w:t>2 Chronicles 7:14</w:t>
-        </w:r>
-      </w:hyperlink>
+      <w:r>
+        <w:rPr>
+          <w:lang w:val="en_US" w:bidi="en_US"/>
+        </w:rPr>
+        <w:t>2 Chronicles 7:14</w:t>
+      </w:r>
       <w:r>
         <w:rPr>
           <w:lang w:val="en_US" w:bidi="en_US"/>
@@ -1726,18 +1504,12 @@
         </w:rPr>
         <w:t xml:space="preserve">The book of 1 Chronicles gives the reasons why Israel could hope for restoration. The promise God made to David did not disappear during the exile. The community that returned to Jerusalem still carried that promise. Even when the kingdom divided after Solomon’s rule, the tribes were not cut off from Israel’s future. For the Chronicler, all the tribes were part of the restoration. This included the tribes of the northern kingdom (see </w:t>
       </w:r>
-      <w:hyperlink r:id="rId48">
-        <w:r>
-          <w:rPr>
-            <w:lang w:val="en_US" w:bidi="en_US"/>
-          </w:rPr>
-          <w:rPr>
-            <w:color w:val="0000EE"/>
-            <w:u w:val="single"/>
-          </w:rPr>
-          <w:t>1 Chronicles 9:3</w:t>
-        </w:r>
-      </w:hyperlink>
+      <w:r>
+        <w:rPr>
+          <w:lang w:val="en_US" w:bidi="en_US"/>
+        </w:rPr>
+        <w:t>1 Chronicles 9:3</w:t>
+      </w:r>
       <w:r>
         <w:rPr>
           <w:lang w:val="en_US" w:bidi="en_US"/>
